--- a/Assignment3_Terraform.docx
+++ b/Assignment3_Terraform.docx
@@ -3212,7 +3212,7 @@
         <w:t>GitHub Repository Link:</w:t>
       </w:r>
       <w:r>
-        <w:t xml:space="preserve"> _______________________________</w:t>
+        <w:t xml:space="preserve"> https://github.com/tanushkapatil/DevOps/tree/main/Assignment3_Terraform</w:t>
       </w:r>
     </w:p>
     <w:p>
